--- a/zht/docx/31.content.docx
+++ b/zht/docx/31.content.docx
@@ -28,22 +28,6 @@
       </w:r>
     </w:p>
     <w:p>
-      <w:pPr>
-        <w:pStyle w:val="Heading2"/>
-      </w:pPr>
-      <w:r>
-        <w:rPr>
-          <w:lang w:val="zh_TW" w:bidi="zh_TW"/>
-        </w:rPr>
-        <w:t>License Information</w:t>
-      </w:r>
-      <w:r>
-        <w:rPr>
-          <w:lang w:val="zh_TW" w:bidi="zh_TW"/>
-        </w:rPr>
-      </w:r>
-    </w:p>
-    <w:p>
       <w:pPr/>
       <w:r>
         <w:rPr>
@@ -55,19 +39,21 @@
           <w:b/>
           <w:lang w:val="zh_TW" w:bidi="zh_TW"/>
         </w:rPr>
-        <w:t>研讀筆記 (Tyndale)</w:t>
-      </w:r>
-      <w:r>
-        <w:rPr>
-          <w:lang w:val="zh_TW" w:bidi="zh_TW"/>
-        </w:rPr>
-        <w:t xml:space="preserve"> (Chinese (Traditional)) is based on</w:t>
-      </w:r>
-      <w:r>
-        <w:rPr>
-          <w:lang w:val="zh_TW" w:bidi="zh_TW"/>
-        </w:rPr>
-        <w:t xml:space="preserve">: </w:t>
+        <w:t>Aquifer Open Study Notes</w:t>
+      </w:r>
+    </w:p>
+    <w:p>
+      <w:pPr/>
+      <w:r>
+        <w:rPr>
+          <w:lang w:val="zh_TW" w:bidi="zh_TW"/>
+        </w:rPr>
+      </w:r>
+      <w:r>
+        <w:rPr>
+          <w:lang w:val="zh_TW" w:bidi="zh_TW"/>
+        </w:rPr>
+        <w:t xml:space="preserve">This work is an adaptation of </w:t>
       </w:r>
       <w:r>
         <w:rPr>
@@ -79,48 +65,19 @@
         <w:rPr>
           <w:lang w:val="zh_TW" w:bidi="zh_TW"/>
         </w:rPr>
-        <w:t xml:space="preserve">, </w:t>
-      </w:r>
-      <w:hyperlink r:id="rId13">
-        <w:r>
-          <w:rPr>
-            <w:lang w:val="zh_TW" w:bidi="zh_TW"/>
-          </w:rPr>
-          <w:rPr>
-            <w:color w:val="0000EE"/>
-            <w:u w:val="single"/>
-          </w:rPr>
-          <w:t>Tyndale House Publishers</w:t>
-        </w:r>
-      </w:hyperlink>
-      <w:r>
-        <w:rPr>
-          <w:lang w:val="zh_TW" w:bidi="zh_TW"/>
-        </w:rPr>
-        <w:t xml:space="preserve">, 2019, which is licensed under a </w:t>
-      </w:r>
-      <w:hyperlink r:id="rId14">
-        <w:r>
-          <w:rPr>
-            <w:lang w:val="zh_TW" w:bidi="zh_TW"/>
-          </w:rPr>
-          <w:rPr>
-            <w:color w:val="0000EE"/>
-            <w:u w:val="single"/>
-          </w:rPr>
-          <w:t>CC BY-SA 4.0 license</w:t>
-        </w:r>
-      </w:hyperlink>
-      <w:r>
-        <w:rPr>
-          <w:lang w:val="zh_TW" w:bidi="zh_TW"/>
-        </w:rPr>
-        <w:t>.</w:t>
-      </w:r>
-      <w:r>
-        <w:rPr>
-          <w:lang w:val="zh_TW" w:bidi="zh_TW"/>
-        </w:rPr>
+        <w:t xml:space="preserve"> © 2023 Tyndale House Publishers, licensed under the CC BY-SA 4.0 license. The adaptation, </w:t>
+      </w:r>
+      <w:r>
+        <w:rPr>
+          <w:lang w:val="zh_TW" w:bidi="zh_TW"/>
+        </w:rPr>
+        <w:t>Aquifer Open Study Notes</w:t>
+      </w:r>
+      <w:r>
+        <w:rPr>
+          <w:lang w:val="zh_TW" w:bidi="zh_TW"/>
+        </w:rPr>
+        <w:t>, was created by Mission Mutual and is also licensed under CC BY-SA 4.0.</w:t>
       </w:r>
     </w:p>
     <w:p>
@@ -134,7 +91,7 @@
         <w:rPr>
           <w:lang w:val="zh_TW" w:bidi="zh_TW"/>
         </w:rPr>
-        <w:t>This PDF version is provided under the same license.</w:t>
+        <w:t>This resource has been adapted into multiple languages, including English, Tok Pisin, Arabic (عربي), French (Français), Hindi (हिंदी), Indonesian (Bahasa Indonesia), Portuguese (Português), Russian (Русский), Spanish (Español), Swahili (Kiswahili), and Simplified Chinese (简体中文).</w:t>
       </w:r>
       <w:r>
         <w:rPr>
@@ -300,7 +257,7 @@
         </w:rPr>
         <w:t>異象（和合本譯為：默示）這個詞引入了一本預言書（</w:t>
       </w:r>
-      <w:hyperlink r:id="rId15">
+      <w:hyperlink r:id="rId13">
         <w:r>
           <w:rPr>
             <w:lang w:val="zh_TW" w:bidi="zh_TW"/>
@@ -318,7 +275,7 @@
         </w:rPr>
         <w:t>；</w:t>
       </w:r>
-      <w:hyperlink r:id="rId16">
+      <w:hyperlink r:id="rId14">
         <w:r>
           <w:rPr>
             <w:lang w:val="zh_TW" w:bidi="zh_TW"/>
@@ -336,7 +293,7 @@
         </w:rPr>
         <w:t>）；它也定義了先知所看到或感知到的屬天神聖話語（</w:t>
       </w:r>
-      <w:hyperlink r:id="rId17">
+      <w:hyperlink r:id="rId15">
         <w:r>
           <w:rPr>
             <w:lang w:val="zh_TW" w:bidi="zh_TW"/>
@@ -354,7 +311,7 @@
         </w:rPr>
         <w:t>；</w:t>
       </w:r>
-      <w:hyperlink r:id="rId18">
+      <w:hyperlink r:id="rId16">
         <w:r>
           <w:rPr>
             <w:lang w:val="zh_TW" w:bidi="zh_TW"/>
@@ -372,7 +329,7 @@
         </w:rPr>
         <w:t>）。如果異象不是來自耶和華，那就是假的（</w:t>
       </w:r>
-      <w:hyperlink r:id="rId19">
+      <w:hyperlink r:id="rId17">
         <w:r>
           <w:rPr>
             <w:lang w:val="zh_TW" w:bidi="zh_TW"/>
@@ -390,7 +347,7 @@
         </w:rPr>
         <w:t>，</w:t>
       </w:r>
-      <w:hyperlink r:id="rId20">
+      <w:hyperlink r:id="rId18">
         <w:r>
           <w:rPr>
             <w:lang w:val="zh_TW" w:bidi="zh_TW"/>
@@ -408,7 +365,7 @@
         </w:rPr>
         <w:t>），最終的證據是它未能應驗（</w:t>
       </w:r>
-      <w:hyperlink r:id="rId21">
+      <w:hyperlink r:id="rId19">
         <w:r>
           <w:rPr>
             <w:lang w:val="zh_TW" w:bidi="zh_TW"/>
@@ -426,7 +383,7 @@
         </w:rPr>
         <w:t>）。相反地，關於近期或遙遠的事件的真實的異象必然會實現（</w:t>
       </w:r>
-      <w:hyperlink r:id="rId22">
+      <w:hyperlink r:id="rId20">
         <w:r>
           <w:rPr>
             <w:lang w:val="zh_TW" w:bidi="zh_TW"/>
@@ -444,7 +401,7 @@
         </w:rPr>
         <w:t>；</w:t>
       </w:r>
-      <w:hyperlink r:id="rId23">
+      <w:hyperlink r:id="rId21">
         <w:r>
           <w:rPr>
             <w:lang w:val="zh_TW" w:bidi="zh_TW"/>
@@ -462,7 +419,7 @@
         </w:rPr>
         <w:t>）。預言性的異象會以各種形式出現（夢、超感官經驗；例，</w:t>
       </w:r>
-      <w:hyperlink r:id="rId24">
+      <w:hyperlink r:id="rId22">
         <w:r>
           <w:rPr>
             <w:lang w:val="zh_TW" w:bidi="zh_TW"/>
@@ -480,7 +437,7 @@
         </w:rPr>
         <w:t>）。沒有異像是被神拋棄的記號（</w:t>
       </w:r>
-      <w:hyperlink r:id="rId25">
+      <w:hyperlink r:id="rId23">
         <w:r>
           <w:rPr>
             <w:lang w:val="zh_TW" w:bidi="zh_TW"/>
@@ -498,7 +455,7 @@
         </w:rPr>
         <w:t>；</w:t>
       </w:r>
-      <w:hyperlink r:id="rId26">
+      <w:hyperlink r:id="rId24">
         <w:r>
           <w:rPr>
             <w:lang w:val="zh_TW" w:bidi="zh_TW"/>
@@ -516,7 +473,7 @@
         </w:rPr>
         <w:t>；</w:t>
       </w:r>
-      <w:hyperlink r:id="rId27">
+      <w:hyperlink r:id="rId25">
         <w:r>
           <w:rPr>
             <w:lang w:val="zh_TW" w:bidi="zh_TW"/>
@@ -606,7 +563,7 @@
         </w:rPr>
         <w:t>讓我們聚集（和合本譯為：一同起來）：這是一個自願性的聯盟，儘管具有諷刺意味的是，他們之後也乎因自己的邪惡行為而受到懲罰（</w:t>
       </w:r>
-      <w:hyperlink r:id="rId28">
+      <w:hyperlink r:id="rId26">
         <w:r>
           <w:rPr>
             <w:lang w:val="zh_TW" w:bidi="zh_TW"/>
@@ -676,7 +633,7 @@
         </w:rPr>
         <w:t>我必剪除你（和合本譯為：我必從那裡拉下你來）：幾個審判的信息重述了以東對以色列所犯下的具體罪行（</w:t>
       </w:r>
-      <w:hyperlink r:id="rId29">
+      <w:hyperlink r:id="rId27">
         <w:r>
           <w:rPr>
             <w:lang w:val="zh_TW" w:bidi="zh_TW"/>
@@ -694,7 +651,7 @@
         </w:rPr>
         <w:t>；</w:t>
       </w:r>
-      <w:hyperlink r:id="rId30">
+      <w:hyperlink r:id="rId28">
         <w:r>
           <w:rPr>
             <w:lang w:val="zh_TW" w:bidi="zh_TW"/>
@@ -712,7 +669,7 @@
         </w:rPr>
         <w:t>；</w:t>
       </w:r>
-      <w:hyperlink r:id="rId31">
+      <w:hyperlink r:id="rId29">
         <w:r>
           <w:rPr>
             <w:lang w:val="zh_TW" w:bidi="zh_TW"/>
@@ -730,7 +687,7 @@
         </w:rPr>
         <w:t>，</w:t>
       </w:r>
-      <w:hyperlink r:id="rId32">
+      <w:hyperlink r:id="rId30">
         <w:r>
           <w:rPr>
             <w:lang w:val="zh_TW" w:bidi="zh_TW"/>
@@ -748,7 +705,7 @@
         </w:rPr>
         <w:t>）。以東人經常出現在那些反對以色列和耶和華的國家中（</w:t>
       </w:r>
-      <w:hyperlink r:id="rId33">
+      <w:hyperlink r:id="rId31">
         <w:r>
           <w:rPr>
             <w:lang w:val="zh_TW" w:bidi="zh_TW"/>
@@ -766,7 +723,7 @@
         </w:rPr>
         <w:t>；</w:t>
       </w:r>
-      <w:hyperlink r:id="rId34">
+      <w:hyperlink r:id="rId32">
         <w:r>
           <w:rPr>
             <w:lang w:val="zh_TW" w:bidi="zh_TW"/>
@@ -784,7 +741,7 @@
         </w:rPr>
         <w:t>；</w:t>
       </w:r>
-      <w:hyperlink r:id="rId35">
+      <w:hyperlink r:id="rId33">
         <w:r>
           <w:rPr>
             <w:lang w:val="zh_TW" w:bidi="zh_TW"/>
@@ -844,7 +801,7 @@
         </w:rPr>
         <w:t>（</w:t>
       </w:r>
-      <w:hyperlink r:id="rId36">
+      <w:hyperlink r:id="rId34">
         <w:r>
           <w:rPr>
             <w:lang w:val="zh_TW" w:bidi="zh_TW"/>
@@ -862,7 +819,7 @@
         </w:rPr>
         <w:t>；參</w:t>
       </w:r>
-      <w:hyperlink r:id="rId37">
+      <w:hyperlink r:id="rId35">
         <w:r>
           <w:rPr>
             <w:lang w:val="zh_TW" w:bidi="zh_TW"/>
@@ -880,7 +837,7 @@
         </w:rPr>
         <w:t>；</w:t>
       </w:r>
-      <w:hyperlink r:id="rId38">
+      <w:hyperlink r:id="rId36">
         <w:r>
           <w:rPr>
             <w:lang w:val="zh_TW" w:bidi="zh_TW"/>
@@ -958,7 +915,7 @@
         </w:rPr>
         <w:t>；而收割者總是會留下一些零星的麥穗給窮人（</w:t>
       </w:r>
-      <w:hyperlink r:id="rId39">
+      <w:hyperlink r:id="rId37">
         <w:r>
           <w:rPr>
             <w:lang w:val="zh_TW" w:bidi="zh_TW"/>
@@ -976,7 +933,7 @@
         </w:rPr>
         <w:t>；參</w:t>
       </w:r>
-      <w:hyperlink r:id="rId40">
+      <w:hyperlink r:id="rId38">
         <w:r>
           <w:rPr>
             <w:lang w:val="zh_TW" w:bidi="zh_TW"/>
@@ -994,7 +951,7 @@
         </w:rPr>
         <w:t>；</w:t>
       </w:r>
-      <w:hyperlink r:id="rId41">
+      <w:hyperlink r:id="rId39">
         <w:r>
           <w:rPr>
             <w:lang w:val="zh_TW" w:bidi="zh_TW"/>
@@ -1060,7 +1017,7 @@
         </w:rPr>
         <w:t>巴比倫人徹底摧毀了耶路撒冷。以東既然分享了戰利品，也理應遭受同等的懲罰（見</w:t>
       </w:r>
-      <w:hyperlink r:id="rId42">
+      <w:hyperlink r:id="rId40">
         <w:r>
           <w:rPr>
             <w:lang w:val="zh_TW" w:bidi="zh_TW"/>
@@ -1126,7 +1083,7 @@
         </w:rPr>
         <w:t>以掃：希伯來文文本中使用了雅各的兄弟以掃的名字，顯示以東違反了兄弟情誼（</w:t>
       </w:r>
-      <w:hyperlink r:id="rId29">
+      <w:hyperlink r:id="rId27">
         <w:r>
           <w:rPr>
             <w:lang w:val="zh_TW" w:bidi="zh_TW"/>
@@ -1342,7 +1299,7 @@
         </w:rPr>
         <w:t>；和合本譯為：到那日）：希伯來文的 yom，「日子」在</w:t>
       </w:r>
-      <w:hyperlink r:id="rId43">
+      <w:hyperlink r:id="rId41">
         <w:r>
           <w:rPr>
             <w:lang w:val="zh_TW" w:bidi="zh_TW"/>
@@ -1360,7 +1317,7 @@
         </w:rPr>
         <w:t>中出現了十二次，通常翻譯為「當」或「在那時」。</w:t>
       </w:r>
-      <w:hyperlink r:id="rId44">
+      <w:hyperlink r:id="rId42">
         <w:r>
           <w:rPr>
             <w:lang w:val="zh_TW" w:bidi="zh_TW"/>
@@ -1408,7 +1365,7 @@
         </w:rPr>
         <w:t xml:space="preserve"> 聰明人：以東人以其智慧傳統為傲（參</w:t>
       </w:r>
-      <w:hyperlink r:id="rId45">
+      <w:hyperlink r:id="rId43">
         <w:r>
           <w:rPr>
             <w:lang w:val="zh_TW" w:bidi="zh_TW"/>
@@ -1474,7 +1431,7 @@
         </w:rPr>
         <w:t>因你們在以色列所行的強暴（和合本譯為：因你向兄弟雅各行強暴）：以掃被定罪的依據在</w:t>
       </w:r>
-      <w:hyperlink r:id="rId46">
+      <w:hyperlink r:id="rId44">
         <w:r>
           <w:rPr>
             <w:lang w:val="zh_TW" w:bidi="zh_TW"/>
@@ -1492,7 +1449,7 @@
         </w:rPr>
         <w:t>中被闡明（參</w:t>
       </w:r>
-      <w:hyperlink r:id="rId33">
+      <w:hyperlink r:id="rId31">
         <w:r>
           <w:rPr>
             <w:lang w:val="zh_TW" w:bidi="zh_TW"/>
@@ -1510,7 +1467,7 @@
         </w:rPr>
         <w:t>；</w:t>
       </w:r>
-      <w:hyperlink r:id="rId30">
+      <w:hyperlink r:id="rId28">
         <w:r>
           <w:rPr>
             <w:lang w:val="zh_TW" w:bidi="zh_TW"/>
@@ -1528,7 +1485,7 @@
         </w:rPr>
         <w:t>；</w:t>
       </w:r>
-      <w:hyperlink r:id="rId47">
+      <w:hyperlink r:id="rId45">
         <w:r>
           <w:rPr>
             <w:lang w:val="zh_TW" w:bidi="zh_TW"/>
@@ -1546,7 +1503,7 @@
         </w:rPr>
         <w:t>；</w:t>
       </w:r>
-      <w:hyperlink r:id="rId48">
+      <w:hyperlink r:id="rId46">
         <w:r>
           <w:rPr>
             <w:lang w:val="zh_TW" w:bidi="zh_TW"/>
@@ -1564,7 +1521,7 @@
         </w:rPr>
         <w:t>），並在</w:t>
       </w:r>
-      <w:hyperlink r:id="rId49">
+      <w:hyperlink r:id="rId47">
         <w:r>
           <w:rPr>
             <w:lang w:val="zh_TW" w:bidi="zh_TW"/>
@@ -1642,7 +1599,7 @@
         </w:rPr>
         <w:t>要求（例，</w:t>
       </w:r>
-      <w:hyperlink r:id="rId50">
+      <w:hyperlink r:id="rId48">
         <w:r>
           <w:rPr>
             <w:lang w:val="zh_TW" w:bidi="zh_TW"/>
@@ -1660,7 +1617,7 @@
         </w:rPr>
         <w:t>；參</w:t>
       </w:r>
-      <w:hyperlink r:id="rId51">
+      <w:hyperlink r:id="rId49">
         <w:r>
           <w:rPr>
             <w:lang w:val="zh_TW" w:bidi="zh_TW"/>
@@ -1690,7 +1647,7 @@
         </w:rPr>
         <w:t>「兄弟盟約」（</w:t>
       </w:r>
-      <w:hyperlink r:id="rId52">
+      <w:hyperlink r:id="rId50">
         <w:r>
           <w:rPr>
             <w:lang w:val="zh_TW" w:bidi="zh_TW"/>
@@ -1785,7 +1742,7 @@
         </w:rPr>
         <w:t>；參</w:t>
       </w:r>
-      <w:hyperlink r:id="rId53">
+      <w:hyperlink r:id="rId51">
         <w:r>
           <w:rPr>
             <w:lang w:val="zh_TW" w:bidi="zh_TW"/>
@@ -1869,7 +1826,7 @@
         </w:rPr>
         <w:t>所有的人群都要為像以東那樣的罪負責（例，見</w:t>
       </w:r>
-      <w:hyperlink r:id="rId54">
+      <w:hyperlink r:id="rId52">
         <w:r>
           <w:rPr>
             <w:lang w:val="zh_TW" w:bidi="zh_TW"/>
@@ -1887,7 +1844,7 @@
         </w:rPr>
         <w:t>中針對以色列鄰國的預言）。以東人對猶大所犯的罪包括與巴比倫人共同掠奪猶大的土地（</w:t>
       </w:r>
-      <w:hyperlink r:id="rId55">
+      <w:hyperlink r:id="rId53">
         <w:r>
           <w:rPr>
             <w:lang w:val="zh_TW" w:bidi="zh_TW"/>
@@ -1905,7 +1862,7 @@
         </w:rPr>
         <w:t>）以及殺害或遣返猶大的被擄者（</w:t>
       </w:r>
-      <w:hyperlink r:id="rId56">
+      <w:hyperlink r:id="rId54">
         <w:r>
           <w:rPr>
             <w:lang w:val="zh_TW" w:bidi="zh_TW"/>
@@ -2000,7 +1957,7 @@
         </w:rPr>
         <w:t>）：雖然耶和華的日子有時是一個暫時的事件（例，即將毀滅以東；約珥的蝗災，</w:t>
       </w:r>
-      <w:hyperlink r:id="rId57">
+      <w:hyperlink r:id="rId55">
         <w:r>
           <w:rPr>
             <w:lang w:val="zh_TW" w:bidi="zh_TW"/>
@@ -2097,7 +2054,7 @@
         </w:rPr>
         <w:t xml:space="preserve">）就是我們種下什麼就收穫什麼。以東的背信棄義，再加上其驕傲，當報復之杯送到她嘴邊時，她會得到更多的報應。正義會為以色列帶來拯救，也會為以東帶來懲罰（另見 </w:t>
       </w:r>
-      <w:hyperlink r:id="rId30">
+      <w:hyperlink r:id="rId28">
         <w:r>
           <w:rPr>
             <w:lang w:val="zh_TW" w:bidi="zh_TW"/>
@@ -2115,7 +2072,7 @@
         </w:rPr>
         <w:t>；</w:t>
       </w:r>
-      <w:hyperlink r:id="rId36">
+      <w:hyperlink r:id="rId34">
         <w:r>
           <w:rPr>
             <w:lang w:val="zh_TW" w:bidi="zh_TW"/>
@@ -2133,7 +2090,7 @@
         </w:rPr>
         <w:t>；</w:t>
       </w:r>
-      <w:hyperlink r:id="rId58">
+      <w:hyperlink r:id="rId56">
         <w:r>
           <w:rPr>
             <w:lang w:val="zh_TW" w:bidi="zh_TW"/>
@@ -2203,7 +2160,7 @@
         </w:rPr>
         <w:t>耶路撒冷將成為逃脫的人的避難所。猶大的餘民仍留在耶路撒冷（見</w:t>
       </w:r>
-      <w:hyperlink r:id="rId59">
+      <w:hyperlink r:id="rId57">
         <w:r>
           <w:rPr>
             <w:lang w:val="zh_TW" w:bidi="zh_TW"/>
@@ -2239,7 +2196,7 @@
         </w:rPr>
         <w:t>他們的產業（和合本譯為：原有的產業）：神賜給亞伯拉罕的土地（</w:t>
       </w:r>
-      <w:hyperlink r:id="rId60">
+      <w:hyperlink r:id="rId58">
         <w:r>
           <w:rPr>
             <w:lang w:val="zh_TW" w:bidi="zh_TW"/>
@@ -2275,7 +2232,7 @@
         </w:rPr>
         <w:t>以色列的百姓（和合本譯為：雅各家）：先知瑪拉基承接了（</w:t>
       </w:r>
-      <w:hyperlink r:id="rId61">
+      <w:hyperlink r:id="rId59">
         <w:r>
           <w:rPr>
             <w:lang w:val="zh_TW" w:bidi="zh_TW"/>
@@ -2401,7 +2358,7 @@
         </w:rPr>
         <w:t>神的子民將居住在南地、猶大的山麓和便雅憫（猶大的三個地區），並將擁有他們鄰國的領土（以東、非利士平原、基列山）。復興後的以色列將收復以法蓮和撒瑪利亞（在公元前722至721年被亞述攻占的領土），並將其邊界擴展到征服時所應許的土地（非利士平原、基列地、腓尼基海岸）。另見</w:t>
       </w:r>
-      <w:hyperlink r:id="rId62">
+      <w:hyperlink r:id="rId60">
         <w:r>
           <w:rPr>
             <w:lang w:val="zh_TW" w:bidi="zh_TW"/>

--- a/zht/docx/31.content.docx
+++ b/zht/docx/31.content.docx
@@ -163,13 +163,6 @@
         <w:rPr>
           <w:lang w:val="zh_TW" w:bidi="zh_TW"/>
         </w:rPr>
-      </w:r>
-      <w:r>
-        <w:rPr>
-          <w:i/>
-          <w:lang w:val="zh_TW" w:bidi="zh_TW"/>
-        </w:rPr>
-        <w:t>俄巴底亞書 1:1, 俄巴底亞書 1:2–4, 俄巴底亞書 1:5, 俄巴底亞書 1:5–7, 俄巴底亞書 1:6, 俄巴底亞書 1:7, 俄巴底亞書 1:8, 俄巴底亞書 1:10–14, 俄巴底亞書 1:11, 俄巴底亞書 1:12, 俄巴底亞書 1:12–14, 俄巴底亞書 1:15, 俄巴底亞書 1:15–18, 俄巴底亞書 1:17, 俄巴底亞書 1:18, 俄巴底亞書 1:19–20, 俄巴底亞書 1:19–21, 俄巴底亞書 1:20, 俄巴底亞書 1:21</w:t>
       </w:r>
       <w:r>
         <w:rPr>

--- a/zht/docx/31.content.docx
+++ b/zht/docx/31.content.docx
@@ -150,19 +150,6 @@
           <w:lang w:val="zh_TW" w:bidi="zh_TW"/>
         </w:rPr>
         <w:t>OBA</w:t>
-      </w:r>
-      <w:r>
-        <w:rPr>
-          <w:lang w:val="zh_TW" w:bidi="zh_TW"/>
-        </w:rPr>
-      </w:r>
-    </w:p>
-    <w:p>
-      <w:pPr/>
-      <w:r>
-        <w:rPr>
-          <w:lang w:val="zh_TW" w:bidi="zh_TW"/>
-        </w:rPr>
       </w:r>
       <w:r>
         <w:rPr>

--- a/zht/docx/31.content.docx
+++ b/zht/docx/31.content.docx
@@ -19,7 +19,7 @@
         <w:rPr>
           <w:lang w:val="zh_TW" w:bidi="zh_TW"/>
         </w:rPr>
-        <w:t>Resource: 研讀筆記 (Tyndale)</w:t>
+        <w:t>Resource: Tyndale Open Study Notes</w:t>
       </w:r>
       <w:r>
         <w:rPr>
@@ -112,7 +112,7 @@
         <w:rPr>
           <w:lang w:val="zh_TW" w:bidi="zh_TW"/>
         </w:rPr>
-        <w:t>研讀筆記 (Tyndale)</w:t>
+        <w:t>Tyndale Open Study Notes</w:t>
       </w:r>
     </w:p>
     <w:p>

--- a/zht/docx/31.content.docx
+++ b/zht/docx/31.content.docx
@@ -19,7 +19,7 @@
         <w:rPr>
           <w:lang w:val="zh_TW" w:bidi="zh_TW"/>
         </w:rPr>
-        <w:t>Resource: Tyndale Open Study Notes</w:t>
+        <w:t>Resource: Aquifer Open Study Notes</w:t>
       </w:r>
       <w:r>
         <w:rPr>
@@ -112,7 +112,7 @@
         <w:rPr>
           <w:lang w:val="zh_TW" w:bidi="zh_TW"/>
         </w:rPr>
-        <w:t>Tyndale Open Study Notes</w:t>
+        <w:t>Aquifer Open Study Notes</w:t>
       </w:r>
     </w:p>
     <w:p>

--- a/zht/docx/31.content.docx
+++ b/zht/docx/31.content.docx
@@ -237,234 +237,156 @@
         </w:rPr>
         <w:t>異象（和合本譯為：默示）這個詞引入了一本預言書（</w:t>
       </w:r>
-      <w:hyperlink r:id="rId13">
-        <w:r>
-          <w:rPr>
-            <w:lang w:val="zh_TW" w:bidi="zh_TW"/>
-          </w:rPr>
-          <w:rPr>
-            <w:color w:val="0000EE"/>
-            <w:u w:val="single"/>
-          </w:rPr>
-          <w:t>賽1:1</w:t>
-        </w:r>
-      </w:hyperlink>
+      <w:r>
+        <w:rPr>
+          <w:lang w:val="zh_TW" w:bidi="zh_TW"/>
+        </w:rPr>
+        <w:t>賽1:1</w:t>
+      </w:r>
       <w:r>
         <w:rPr>
           <w:lang w:val="zh_TW" w:bidi="zh_TW"/>
         </w:rPr>
         <w:t>；</w:t>
       </w:r>
-      <w:hyperlink r:id="rId14">
-        <w:r>
-          <w:rPr>
-            <w:lang w:val="zh_TW" w:bidi="zh_TW"/>
-          </w:rPr>
-          <w:rPr>
-            <w:color w:val="0000EE"/>
-            <w:u w:val="single"/>
-          </w:rPr>
-          <w:t>鴻1:1</w:t>
-        </w:r>
-      </w:hyperlink>
+      <w:r>
+        <w:rPr>
+          <w:lang w:val="zh_TW" w:bidi="zh_TW"/>
+        </w:rPr>
+        <w:t>鴻1:1</w:t>
+      </w:r>
       <w:r>
         <w:rPr>
           <w:lang w:val="zh_TW" w:bidi="zh_TW"/>
         </w:rPr>
         <w:t>）；它也定義了先知所看到或感知到的屬天神聖話語（</w:t>
       </w:r>
-      <w:hyperlink r:id="rId15">
-        <w:r>
-          <w:rPr>
-            <w:lang w:val="zh_TW" w:bidi="zh_TW"/>
-          </w:rPr>
-          <w:rPr>
-            <w:color w:val="0000EE"/>
-            <w:u w:val="single"/>
-          </w:rPr>
-          <w:t>結12:26–27</w:t>
-        </w:r>
-      </w:hyperlink>
+      <w:r>
+        <w:rPr>
+          <w:lang w:val="zh_TW" w:bidi="zh_TW"/>
+        </w:rPr>
+        <w:t>結12:26–27</w:t>
+      </w:r>
       <w:r>
         <w:rPr>
           <w:lang w:val="zh_TW" w:bidi="zh_TW"/>
         </w:rPr>
         <w:t>；</w:t>
       </w:r>
-      <w:hyperlink r:id="rId16">
-        <w:r>
-          <w:rPr>
-            <w:lang w:val="zh_TW" w:bidi="zh_TW"/>
-          </w:rPr>
-          <w:rPr>
-            <w:color w:val="0000EE"/>
-            <w:u w:val="single"/>
-          </w:rPr>
-          <w:t>但8:1</w:t>
-        </w:r>
-      </w:hyperlink>
+      <w:r>
+        <w:rPr>
+          <w:lang w:val="zh_TW" w:bidi="zh_TW"/>
+        </w:rPr>
+        <w:t>但8:1</w:t>
+      </w:r>
       <w:r>
         <w:rPr>
           <w:lang w:val="zh_TW" w:bidi="zh_TW"/>
         </w:rPr>
         <w:t>）。如果異象不是來自耶和華，那就是假的（</w:t>
       </w:r>
-      <w:hyperlink r:id="rId17">
-        <w:r>
-          <w:rPr>
-            <w:lang w:val="zh_TW" w:bidi="zh_TW"/>
-          </w:rPr>
-          <w:rPr>
-            <w:color w:val="0000EE"/>
-            <w:u w:val="single"/>
-          </w:rPr>
-          <w:t>耶14:14</w:t>
-        </w:r>
-      </w:hyperlink>
+      <w:r>
+        <w:rPr>
+          <w:lang w:val="zh_TW" w:bidi="zh_TW"/>
+        </w:rPr>
+        <w:t>耶14:14</w:t>
+      </w:r>
       <w:r>
         <w:rPr>
           <w:lang w:val="zh_TW" w:bidi="zh_TW"/>
         </w:rPr>
         <w:t>，</w:t>
       </w:r>
-      <w:hyperlink r:id="rId18">
-        <w:r>
-          <w:rPr>
-            <w:lang w:val="zh_TW" w:bidi="zh_TW"/>
-          </w:rPr>
-          <w:rPr>
-            <w:color w:val="0000EE"/>
-            <w:u w:val="single"/>
-          </w:rPr>
-          <w:t>23:16</w:t>
-        </w:r>
-      </w:hyperlink>
+      <w:r>
+        <w:rPr>
+          <w:lang w:val="zh_TW" w:bidi="zh_TW"/>
+        </w:rPr>
+        <w:t>23:16</w:t>
+      </w:r>
       <w:r>
         <w:rPr>
           <w:lang w:val="zh_TW" w:bidi="zh_TW"/>
         </w:rPr>
         <w:t>），最終的證據是它未能應驗（</w:t>
       </w:r>
-      <w:hyperlink r:id="rId19">
-        <w:r>
-          <w:rPr>
-            <w:lang w:val="zh_TW" w:bidi="zh_TW"/>
-          </w:rPr>
-          <w:rPr>
-            <w:color w:val="0000EE"/>
-            <w:u w:val="single"/>
-          </w:rPr>
-          <w:t>結12:22–24</w:t>
-        </w:r>
-      </w:hyperlink>
+      <w:r>
+        <w:rPr>
+          <w:lang w:val="zh_TW" w:bidi="zh_TW"/>
+        </w:rPr>
+        <w:t>結12:22–24</w:t>
+      </w:r>
       <w:r>
         <w:rPr>
           <w:lang w:val="zh_TW" w:bidi="zh_TW"/>
         </w:rPr>
         <w:t>）。相反地，關於近期或遙遠的事件的真實的異象必然會實現（</w:t>
       </w:r>
-      <w:hyperlink r:id="rId20">
-        <w:r>
-          <w:rPr>
-            <w:lang w:val="zh_TW" w:bidi="zh_TW"/>
-          </w:rPr>
-          <w:rPr>
-            <w:color w:val="0000EE"/>
-            <w:u w:val="single"/>
-          </w:rPr>
-          <w:t>結12:25</w:t>
-        </w:r>
-      </w:hyperlink>
+      <w:r>
+        <w:rPr>
+          <w:lang w:val="zh_TW" w:bidi="zh_TW"/>
+        </w:rPr>
+        <w:t>結12:25</w:t>
+      </w:r>
       <w:r>
         <w:rPr>
           <w:lang w:val="zh_TW" w:bidi="zh_TW"/>
         </w:rPr>
         <w:t>；</w:t>
       </w:r>
-      <w:hyperlink r:id="rId21">
-        <w:r>
-          <w:rPr>
-            <w:lang w:val="zh_TW" w:bidi="zh_TW"/>
-          </w:rPr>
-          <w:rPr>
-            <w:color w:val="0000EE"/>
-            <w:u w:val="single"/>
-          </w:rPr>
-          <w:t>哈2:3</w:t>
-        </w:r>
-      </w:hyperlink>
+      <w:r>
+        <w:rPr>
+          <w:lang w:val="zh_TW" w:bidi="zh_TW"/>
+        </w:rPr>
+        <w:t>哈2:3</w:t>
+      </w:r>
       <w:r>
         <w:rPr>
           <w:lang w:val="zh_TW" w:bidi="zh_TW"/>
         </w:rPr>
         <w:t>）。預言性的異象會以各種形式出現（夢、超感官經驗；例，</w:t>
       </w:r>
-      <w:hyperlink r:id="rId22">
-        <w:r>
-          <w:rPr>
-            <w:lang w:val="zh_TW" w:bidi="zh_TW"/>
-          </w:rPr>
-          <w:rPr>
-            <w:color w:val="0000EE"/>
-            <w:u w:val="single"/>
-          </w:rPr>
-          <w:t>但8:2</w:t>
-        </w:r>
-      </w:hyperlink>
+      <w:r>
+        <w:rPr>
+          <w:lang w:val="zh_TW" w:bidi="zh_TW"/>
+        </w:rPr>
+        <w:t>但8:2</w:t>
+      </w:r>
       <w:r>
         <w:rPr>
           <w:lang w:val="zh_TW" w:bidi="zh_TW"/>
         </w:rPr>
         <w:t>）。沒有異像是被神拋棄的記號（</w:t>
       </w:r>
-      <w:hyperlink r:id="rId23">
-        <w:r>
-          <w:rPr>
-            <w:lang w:val="zh_TW" w:bidi="zh_TW"/>
-          </w:rPr>
-          <w:rPr>
-            <w:color w:val="0000EE"/>
-            <w:u w:val="single"/>
-          </w:rPr>
-          <w:t>哀2:9</w:t>
-        </w:r>
-      </w:hyperlink>
+      <w:r>
+        <w:rPr>
+          <w:lang w:val="zh_TW" w:bidi="zh_TW"/>
+        </w:rPr>
+        <w:t>哀2:9</w:t>
+      </w:r>
       <w:r>
         <w:rPr>
           <w:lang w:val="zh_TW" w:bidi="zh_TW"/>
         </w:rPr>
         <w:t>；</w:t>
       </w:r>
-      <w:hyperlink r:id="rId24">
-        <w:r>
-          <w:rPr>
-            <w:lang w:val="zh_TW" w:bidi="zh_TW"/>
-          </w:rPr>
-          <w:rPr>
-            <w:color w:val="0000EE"/>
-            <w:u w:val="single"/>
-          </w:rPr>
-          <w:t>結7:26</w:t>
-        </w:r>
-      </w:hyperlink>
+      <w:r>
+        <w:rPr>
+          <w:lang w:val="zh_TW" w:bidi="zh_TW"/>
+        </w:rPr>
+        <w:t>結7:26</w:t>
+      </w:r>
       <w:r>
         <w:rPr>
           <w:lang w:val="zh_TW" w:bidi="zh_TW"/>
         </w:rPr>
         <w:t>；</w:t>
       </w:r>
-      <w:hyperlink r:id="rId25">
-        <w:r>
-          <w:rPr>
-            <w:lang w:val="zh_TW" w:bidi="zh_TW"/>
-          </w:rPr>
-          <w:rPr>
-            <w:color w:val="0000EE"/>
-            <w:u w:val="single"/>
-          </w:rPr>
-          <w:t>彌3:6</w:t>
-        </w:r>
-      </w:hyperlink>
+      <w:r>
+        <w:rPr>
+          <w:lang w:val="zh_TW" w:bidi="zh_TW"/>
+        </w:rPr>
+        <w:t>彌3:6</w:t>
+      </w:r>
       <w:r>
         <w:rPr>
           <w:lang w:val="zh_TW" w:bidi="zh_TW"/>
@@ -543,18 +465,12 @@
         </w:rPr>
         <w:t>讓我們聚集（和合本譯為：一同起來）：這是一個自願性的聯盟，儘管具有諷刺意味的是，他們之後也乎因自己的邪惡行為而受到懲罰（</w:t>
       </w:r>
-      <w:hyperlink r:id="rId26">
-        <w:r>
-          <w:rPr>
-            <w:lang w:val="zh_TW" w:bidi="zh_TW"/>
-          </w:rPr>
-          <w:rPr>
-            <w:color w:val="0000EE"/>
-            <w:u w:val="single"/>
-          </w:rPr>
-          <w:t>俄1:15–16</w:t>
-        </w:r>
-      </w:hyperlink>
+      <w:r>
+        <w:rPr>
+          <w:lang w:val="zh_TW" w:bidi="zh_TW"/>
+        </w:rPr>
+        <w:t>俄1:15–16</w:t>
+      </w:r>
       <w:r>
         <w:rPr>
           <w:lang w:val="zh_TW" w:bidi="zh_TW"/>
@@ -613,126 +529,84 @@
         </w:rPr>
         <w:t>我必剪除你（和合本譯為：我必從那裡拉下你來）：幾個審判的信息重述了以東對以色列所犯下的具體罪行（</w:t>
       </w:r>
-      <w:hyperlink r:id="rId27">
-        <w:r>
-          <w:rPr>
-            <w:lang w:val="zh_TW" w:bidi="zh_TW"/>
-          </w:rPr>
-          <w:rPr>
-            <w:color w:val="0000EE"/>
-            <w:u w:val="single"/>
-          </w:rPr>
-          <w:t>1:10–14</w:t>
-        </w:r>
-      </w:hyperlink>
+      <w:r>
+        <w:rPr>
+          <w:lang w:val="zh_TW" w:bidi="zh_TW"/>
+        </w:rPr>
+        <w:t>1:10–14</w:t>
+      </w:r>
       <w:r>
         <w:rPr>
           <w:lang w:val="zh_TW" w:bidi="zh_TW"/>
         </w:rPr>
         <w:t>；</w:t>
       </w:r>
-      <w:hyperlink r:id="rId28">
-        <w:r>
-          <w:rPr>
-            <w:lang w:val="zh_TW" w:bidi="zh_TW"/>
-          </w:rPr>
-          <w:rPr>
-            <w:color w:val="0000EE"/>
-            <w:u w:val="single"/>
-          </w:rPr>
-          <w:t>耶49:7–22</w:t>
-        </w:r>
-      </w:hyperlink>
+      <w:r>
+        <w:rPr>
+          <w:lang w:val="zh_TW" w:bidi="zh_TW"/>
+        </w:rPr>
+        <w:t>耶49:7–22</w:t>
+      </w:r>
       <w:r>
         <w:rPr>
           <w:lang w:val="zh_TW" w:bidi="zh_TW"/>
         </w:rPr>
         <w:t>；</w:t>
       </w:r>
-      <w:hyperlink r:id="rId29">
-        <w:r>
-          <w:rPr>
-            <w:lang w:val="zh_TW" w:bidi="zh_TW"/>
-          </w:rPr>
-          <w:rPr>
-            <w:color w:val="0000EE"/>
-            <w:u w:val="single"/>
-          </w:rPr>
-          <w:t>結25:12–14</w:t>
-        </w:r>
-      </w:hyperlink>
+      <w:r>
+        <w:rPr>
+          <w:lang w:val="zh_TW" w:bidi="zh_TW"/>
+        </w:rPr>
+        <w:t>結25:12–14</w:t>
+      </w:r>
       <w:r>
         <w:rPr>
           <w:lang w:val="zh_TW" w:bidi="zh_TW"/>
         </w:rPr>
         <w:t>，</w:t>
       </w:r>
-      <w:hyperlink r:id="rId30">
-        <w:r>
-          <w:rPr>
-            <w:lang w:val="zh_TW" w:bidi="zh_TW"/>
-          </w:rPr>
-          <w:rPr>
-            <w:color w:val="0000EE"/>
-            <w:u w:val="single"/>
-          </w:rPr>
-          <w:t>36:5</w:t>
-        </w:r>
-      </w:hyperlink>
+      <w:r>
+        <w:rPr>
+          <w:lang w:val="zh_TW" w:bidi="zh_TW"/>
+        </w:rPr>
+        <w:t>36:5</w:t>
+      </w:r>
       <w:r>
         <w:rPr>
           <w:lang w:val="zh_TW" w:bidi="zh_TW"/>
         </w:rPr>
         <w:t>）。以東人經常出現在那些反對以色列和耶和華的國家中（</w:t>
       </w:r>
-      <w:hyperlink r:id="rId31">
-        <w:r>
-          <w:rPr>
-            <w:lang w:val="zh_TW" w:bidi="zh_TW"/>
-          </w:rPr>
-          <w:rPr>
-            <w:color w:val="0000EE"/>
-            <w:u w:val="single"/>
-          </w:rPr>
-          <w:t>賽34</w:t>
-        </w:r>
-      </w:hyperlink>
+      <w:r>
+        <w:rPr>
+          <w:lang w:val="zh_TW" w:bidi="zh_TW"/>
+        </w:rPr>
+        <w:t>賽34</w:t>
+      </w:r>
       <w:r>
         <w:rPr>
           <w:lang w:val="zh_TW" w:bidi="zh_TW"/>
         </w:rPr>
         <w:t>；</w:t>
       </w:r>
-      <w:hyperlink r:id="rId32">
-        <w:r>
-          <w:rPr>
-            <w:lang w:val="zh_TW" w:bidi="zh_TW"/>
-          </w:rPr>
-          <w:rPr>
-            <w:color w:val="0000EE"/>
-            <w:u w:val="single"/>
-          </w:rPr>
-          <w:t>結35–36</w:t>
-        </w:r>
-      </w:hyperlink>
+      <w:r>
+        <w:rPr>
+          <w:lang w:val="zh_TW" w:bidi="zh_TW"/>
+        </w:rPr>
+        <w:t>結35–36</w:t>
+      </w:r>
       <w:r>
         <w:rPr>
           <w:lang w:val="zh_TW" w:bidi="zh_TW"/>
         </w:rPr>
         <w:t>；</w:t>
       </w:r>
-      <w:hyperlink r:id="rId33">
-        <w:r>
-          <w:rPr>
-            <w:lang w:val="zh_TW" w:bidi="zh_TW"/>
-          </w:rPr>
-          <w:rPr>
-            <w:color w:val="0000EE"/>
-            <w:u w:val="single"/>
-          </w:rPr>
-          <w:t>摩9:1–15</w:t>
-        </w:r>
-      </w:hyperlink>
+      <w:r>
+        <w:rPr>
+          <w:lang w:val="zh_TW" w:bidi="zh_TW"/>
+        </w:rPr>
+        <w:t>摩9:1–15</w:t>
+      </w:r>
       <w:r>
         <w:rPr>
           <w:lang w:val="zh_TW" w:bidi="zh_TW"/>
@@ -781,54 +655,36 @@
         </w:rPr>
         <w:t>（</w:t>
       </w:r>
-      <w:hyperlink r:id="rId34">
-        <w:r>
-          <w:rPr>
-            <w:lang w:val="zh_TW" w:bidi="zh_TW"/>
-          </w:rPr>
-          <w:rPr>
-            <w:color w:val="0000EE"/>
-            <w:u w:val="single"/>
-          </w:rPr>
-          <w:t>結32:29</w:t>
-        </w:r>
-      </w:hyperlink>
+      <w:r>
+        <w:rPr>
+          <w:lang w:val="zh_TW" w:bidi="zh_TW"/>
+        </w:rPr>
+        <w:t>結32:29</w:t>
+      </w:r>
       <w:r>
         <w:rPr>
           <w:lang w:val="zh_TW" w:bidi="zh_TW"/>
         </w:rPr>
         <w:t>；參</w:t>
       </w:r>
-      <w:hyperlink r:id="rId35">
-        <w:r>
-          <w:rPr>
-            <w:lang w:val="zh_TW" w:bidi="zh_TW"/>
-          </w:rPr>
-          <w:rPr>
-            <w:color w:val="0000EE"/>
-            <w:u w:val="single"/>
-          </w:rPr>
-          <w:t>創36</w:t>
-        </w:r>
-      </w:hyperlink>
+      <w:r>
+        <w:rPr>
+          <w:lang w:val="zh_TW" w:bidi="zh_TW"/>
+        </w:rPr>
+        <w:t>創36</w:t>
+      </w:r>
       <w:r>
         <w:rPr>
           <w:lang w:val="zh_TW" w:bidi="zh_TW"/>
         </w:rPr>
         <w:t>；</w:t>
       </w:r>
-      <w:hyperlink r:id="rId36">
-        <w:r>
-          <w:rPr>
-            <w:lang w:val="zh_TW" w:bidi="zh_TW"/>
-          </w:rPr>
-          <w:rPr>
-            <w:color w:val="0000EE"/>
-            <w:u w:val="single"/>
-          </w:rPr>
-          <w:t>代上1:43–54</w:t>
-        </w:r>
-      </w:hyperlink>
+      <w:r>
+        <w:rPr>
+          <w:lang w:val="zh_TW" w:bidi="zh_TW"/>
+        </w:rPr>
+        <w:t>代上1:43–54</w:t>
+      </w:r>
       <w:r>
         <w:rPr>
           <w:lang w:val="zh_TW" w:bidi="zh_TW"/>
@@ -895,54 +751,36 @@
         </w:rPr>
         <w:t>；而收割者總是會留下一些零星的麥穗給窮人（</w:t>
       </w:r>
-      <w:hyperlink r:id="rId37">
-        <w:r>
-          <w:rPr>
-            <w:lang w:val="zh_TW" w:bidi="zh_TW"/>
-          </w:rPr>
-          <w:rPr>
-            <w:color w:val="0000EE"/>
-            <w:u w:val="single"/>
-          </w:rPr>
-          <w:t>申24:19</w:t>
-        </w:r>
-      </w:hyperlink>
+      <w:r>
+        <w:rPr>
+          <w:lang w:val="zh_TW" w:bidi="zh_TW"/>
+        </w:rPr>
+        <w:t>申24:19</w:t>
+      </w:r>
       <w:r>
         <w:rPr>
           <w:lang w:val="zh_TW" w:bidi="zh_TW"/>
         </w:rPr>
         <w:t>；參</w:t>
       </w:r>
-      <w:hyperlink r:id="rId38">
-        <w:r>
-          <w:rPr>
-            <w:lang w:val="zh_TW" w:bidi="zh_TW"/>
-          </w:rPr>
-          <w:rPr>
-            <w:color w:val="0000EE"/>
-            <w:u w:val="single"/>
-          </w:rPr>
-          <w:t>得2章</w:t>
-        </w:r>
-      </w:hyperlink>
+      <w:r>
+        <w:rPr>
+          <w:lang w:val="zh_TW" w:bidi="zh_TW"/>
+        </w:rPr>
+        <w:t>得2章</w:t>
+      </w:r>
       <w:r>
         <w:rPr>
           <w:lang w:val="zh_TW" w:bidi="zh_TW"/>
         </w:rPr>
         <w:t>；</w:t>
       </w:r>
-      <w:hyperlink r:id="rId39">
-        <w:r>
-          <w:rPr>
-            <w:lang w:val="zh_TW" w:bidi="zh_TW"/>
-          </w:rPr>
-          <w:rPr>
-            <w:color w:val="0000EE"/>
-            <w:u w:val="single"/>
-          </w:rPr>
-          <w:t>太12:1</w:t>
-        </w:r>
-      </w:hyperlink>
+      <w:r>
+        <w:rPr>
+          <w:lang w:val="zh_TW" w:bidi="zh_TW"/>
+        </w:rPr>
+        <w:t>太12:1</w:t>
+      </w:r>
       <w:r>
         <w:rPr>
           <w:lang w:val="zh_TW" w:bidi="zh_TW"/>
@@ -997,18 +835,12 @@
         </w:rPr>
         <w:t>巴比倫人徹底摧毀了耶路撒冷。以東既然分享了戰利品，也理應遭受同等的懲罰（見</w:t>
       </w:r>
-      <w:hyperlink r:id="rId40">
-        <w:r>
-          <w:rPr>
-            <w:lang w:val="zh_TW" w:bidi="zh_TW"/>
-          </w:rPr>
-          <w:rPr>
-            <w:color w:val="0000EE"/>
-            <w:u w:val="single"/>
-          </w:rPr>
-          <w:t>1:15–18</w:t>
-        </w:r>
-      </w:hyperlink>
+      <w:r>
+        <w:rPr>
+          <w:lang w:val="zh_TW" w:bidi="zh_TW"/>
+        </w:rPr>
+        <w:t>1:15–18</w:t>
+      </w:r>
       <w:r>
         <w:rPr>
           <w:lang w:val="zh_TW" w:bidi="zh_TW"/>
@@ -1063,18 +895,12 @@
         </w:rPr>
         <w:t>以掃：希伯來文文本中使用了雅各的兄弟以掃的名字，顯示以東違反了兄弟情誼（</w:t>
       </w:r>
-      <w:hyperlink r:id="rId27">
-        <w:r>
-          <w:rPr>
-            <w:lang w:val="zh_TW" w:bidi="zh_TW"/>
-          </w:rPr>
-          <w:rPr>
-            <w:color w:val="0000EE"/>
-            <w:u w:val="single"/>
-          </w:rPr>
-          <w:t>1:10–14</w:t>
-        </w:r>
-      </w:hyperlink>
+      <w:r>
+        <w:rPr>
+          <w:lang w:val="zh_TW" w:bidi="zh_TW"/>
+        </w:rPr>
+        <w:t>1:10–14</w:t>
+      </w:r>
       <w:r>
         <w:rPr>
           <w:lang w:val="zh_TW" w:bidi="zh_TW"/>
@@ -1279,36 +1105,24 @@
         </w:rPr>
         <w:t>；和合本譯為：到那日）：希伯來文的 yom，「日子」在</w:t>
       </w:r>
-      <w:hyperlink r:id="rId41">
-        <w:r>
-          <w:rPr>
-            <w:lang w:val="zh_TW" w:bidi="zh_TW"/>
-          </w:rPr>
-          <w:rPr>
-            <w:color w:val="0000EE"/>
-            <w:u w:val="single"/>
-          </w:rPr>
-          <w:t>一章8至15節</w:t>
-        </w:r>
-      </w:hyperlink>
+      <w:r>
+        <w:rPr>
+          <w:lang w:val="zh_TW" w:bidi="zh_TW"/>
+        </w:rPr>
+        <w:t>一章8至15節</w:t>
+      </w:r>
       <w:r>
         <w:rPr>
           <w:lang w:val="zh_TW" w:bidi="zh_TW"/>
         </w:rPr>
         <w:t>中出現了十二次，通常翻譯為「當」或「在那時」。</w:t>
       </w:r>
-      <w:hyperlink r:id="rId42">
-        <w:r>
-          <w:rPr>
-            <w:lang w:val="zh_TW" w:bidi="zh_TW"/>
-          </w:rPr>
-          <w:rPr>
-            <w:color w:val="0000EE"/>
-            <w:u w:val="single"/>
-          </w:rPr>
-          <w:t>一章8節</w:t>
-        </w:r>
-      </w:hyperlink>
+      <w:r>
+        <w:rPr>
+          <w:lang w:val="zh_TW" w:bidi="zh_TW"/>
+        </w:rPr>
+        <w:t>一章8節</w:t>
+      </w:r>
       <w:r>
         <w:rPr>
           <w:lang w:val="zh_TW" w:bidi="zh_TW"/>
@@ -1345,18 +1159,12 @@
         </w:rPr>
         <w:t xml:space="preserve"> 聰明人：以東人以其智慧傳統為傲（參</w:t>
       </w:r>
-      <w:hyperlink r:id="rId43">
-        <w:r>
-          <w:rPr>
-            <w:lang w:val="zh_TW" w:bidi="zh_TW"/>
-          </w:rPr>
-          <w:rPr>
-            <w:color w:val="0000EE"/>
-            <w:u w:val="single"/>
-          </w:rPr>
-          <w:t>耶49:7</w:t>
-        </w:r>
-      </w:hyperlink>
+      <w:r>
+        <w:rPr>
+          <w:lang w:val="zh_TW" w:bidi="zh_TW"/>
+        </w:rPr>
+        <w:t>耶49:7</w:t>
+      </w:r>
       <w:r>
         <w:rPr>
           <w:lang w:val="zh_TW" w:bidi="zh_TW"/>
@@ -1411,108 +1219,72 @@
         </w:rPr>
         <w:t>因你們在以色列所行的強暴（和合本譯為：因你向兄弟雅各行強暴）：以掃被定罪的依據在</w:t>
       </w:r>
-      <w:hyperlink r:id="rId44">
-        <w:r>
-          <w:rPr>
-            <w:lang w:val="zh_TW" w:bidi="zh_TW"/>
-          </w:rPr>
-          <w:rPr>
-            <w:color w:val="0000EE"/>
-            <w:u w:val="single"/>
-          </w:rPr>
-          <w:t>一章10節</w:t>
-        </w:r>
-      </w:hyperlink>
+      <w:r>
+        <w:rPr>
+          <w:lang w:val="zh_TW" w:bidi="zh_TW"/>
+        </w:rPr>
+        <w:t>一章10節</w:t>
+      </w:r>
       <w:r>
         <w:rPr>
           <w:lang w:val="zh_TW" w:bidi="zh_TW"/>
         </w:rPr>
         <w:t>中被闡明（參</w:t>
       </w:r>
-      <w:hyperlink r:id="rId31">
-        <w:r>
-          <w:rPr>
-            <w:lang w:val="zh_TW" w:bidi="zh_TW"/>
-          </w:rPr>
-          <w:rPr>
-            <w:color w:val="0000EE"/>
-            <w:u w:val="single"/>
-          </w:rPr>
-          <w:t>賽34</w:t>
-        </w:r>
-      </w:hyperlink>
+      <w:r>
+        <w:rPr>
+          <w:lang w:val="zh_TW" w:bidi="zh_TW"/>
+        </w:rPr>
+        <w:t>賽34</w:t>
+      </w:r>
       <w:r>
         <w:rPr>
           <w:lang w:val="zh_TW" w:bidi="zh_TW"/>
         </w:rPr>
         <w:t>；</w:t>
       </w:r>
-      <w:hyperlink r:id="rId28">
-        <w:r>
-          <w:rPr>
-            <w:lang w:val="zh_TW" w:bidi="zh_TW"/>
-          </w:rPr>
-          <w:rPr>
-            <w:color w:val="0000EE"/>
-            <w:u w:val="single"/>
-          </w:rPr>
-          <w:t>耶49:7–22</w:t>
-        </w:r>
-      </w:hyperlink>
+      <w:r>
+        <w:rPr>
+          <w:lang w:val="zh_TW" w:bidi="zh_TW"/>
+        </w:rPr>
+        <w:t>耶49:7–22</w:t>
+      </w:r>
       <w:r>
         <w:rPr>
           <w:lang w:val="zh_TW" w:bidi="zh_TW"/>
         </w:rPr>
         <w:t>；</w:t>
       </w:r>
-      <w:hyperlink r:id="rId45">
-        <w:r>
-          <w:rPr>
-            <w:lang w:val="zh_TW" w:bidi="zh_TW"/>
-          </w:rPr>
-          <w:rPr>
-            <w:color w:val="0000EE"/>
-            <w:u w:val="single"/>
-          </w:rPr>
-          <w:t>珥3:19</w:t>
-        </w:r>
-      </w:hyperlink>
+      <w:r>
+        <w:rPr>
+          <w:lang w:val="zh_TW" w:bidi="zh_TW"/>
+        </w:rPr>
+        <w:t>珥3:19</w:t>
+      </w:r>
       <w:r>
         <w:rPr>
           <w:lang w:val="zh_TW" w:bidi="zh_TW"/>
         </w:rPr>
         <w:t>；</w:t>
       </w:r>
-      <w:hyperlink r:id="rId46">
-        <w:r>
-          <w:rPr>
-            <w:lang w:val="zh_TW" w:bidi="zh_TW"/>
-          </w:rPr>
-          <w:rPr>
-            <w:color w:val="0000EE"/>
-            <w:u w:val="single"/>
-          </w:rPr>
-          <w:t>摩1:11–12</w:t>
-        </w:r>
-      </w:hyperlink>
+      <w:r>
+        <w:rPr>
+          <w:lang w:val="zh_TW" w:bidi="zh_TW"/>
+        </w:rPr>
+        <w:t>摩1:11–12</w:t>
+      </w:r>
       <w:r>
         <w:rPr>
           <w:lang w:val="zh_TW" w:bidi="zh_TW"/>
         </w:rPr>
         <w:t>），並在</w:t>
       </w:r>
-      <w:hyperlink r:id="rId47">
-        <w:r>
-          <w:rPr>
-            <w:lang w:val="zh_TW" w:bidi="zh_TW"/>
-          </w:rPr>
-          <w:rPr>
-            <w:color w:val="0000EE"/>
-            <w:u w:val="single"/>
-          </w:rPr>
-          <w:t>俄巴底亞書一章11至14節</w:t>
-        </w:r>
-      </w:hyperlink>
+      <w:r>
+        <w:rPr>
+          <w:lang w:val="zh_TW" w:bidi="zh_TW"/>
+        </w:rPr>
+        <w:t>俄巴底亞書一章11至14節</w:t>
+      </w:r>
       <w:r>
         <w:rPr>
           <w:lang w:val="zh_TW" w:bidi="zh_TW"/>
@@ -1579,36 +1351,24 @@
         </w:rPr>
         <w:t>要求（例，</w:t>
       </w:r>
-      <w:hyperlink r:id="rId48">
-        <w:r>
-          <w:rPr>
-            <w:lang w:val="zh_TW" w:bidi="zh_TW"/>
-          </w:rPr>
-          <w:rPr>
-            <w:color w:val="0000EE"/>
-            <w:u w:val="single"/>
-          </w:rPr>
-          <w:t>申22:1–4</w:t>
-        </w:r>
-      </w:hyperlink>
+      <w:r>
+        <w:rPr>
+          <w:lang w:val="zh_TW" w:bidi="zh_TW"/>
+        </w:rPr>
+        <w:t>申22:1–4</w:t>
+      </w:r>
       <w:r>
         <w:rPr>
           <w:lang w:val="zh_TW" w:bidi="zh_TW"/>
         </w:rPr>
         <w:t>；參</w:t>
       </w:r>
-      <w:hyperlink r:id="rId49">
-        <w:r>
-          <w:rPr>
-            <w:lang w:val="zh_TW" w:bidi="zh_TW"/>
-          </w:rPr>
-          <w:rPr>
-            <w:color w:val="0000EE"/>
-            <w:u w:val="single"/>
-          </w:rPr>
-          <w:t>太25:41–46</w:t>
-        </w:r>
-      </w:hyperlink>
+      <w:r>
+        <w:rPr>
+          <w:lang w:val="zh_TW" w:bidi="zh_TW"/>
+        </w:rPr>
+        <w:t>太25:41–46</w:t>
+      </w:r>
       <w:r>
         <w:rPr>
           <w:lang w:val="zh_TW" w:bidi="zh_TW"/>
@@ -1627,18 +1387,12 @@
         </w:rPr>
         <w:t>「兄弟盟約」（</w:t>
       </w:r>
-      <w:hyperlink r:id="rId50">
-        <w:r>
-          <w:rPr>
-            <w:lang w:val="zh_TW" w:bidi="zh_TW"/>
-          </w:rPr>
-          <w:rPr>
-            <w:color w:val="0000EE"/>
-            <w:u w:val="single"/>
-          </w:rPr>
-          <w:t>摩1:9</w:t>
-        </w:r>
-      </w:hyperlink>
+      <w:r>
+        <w:rPr>
+          <w:lang w:val="zh_TW" w:bidi="zh_TW"/>
+        </w:rPr>
+        <w:t>摩1:9</w:t>
+      </w:r>
       <w:r>
         <w:rPr>
           <w:lang w:val="zh_TW" w:bidi="zh_TW"/>
@@ -1722,18 +1476,12 @@
         </w:rPr>
         <w:t>；參</w:t>
       </w:r>
-      <w:hyperlink r:id="rId51">
-        <w:r>
-          <w:rPr>
-            <w:lang w:val="zh_TW" w:bidi="zh_TW"/>
-          </w:rPr>
-          <w:rPr>
-            <w:color w:val="0000EE"/>
-            <w:u w:val="single"/>
-          </w:rPr>
-          <w:t>民20:14</w:t>
-        </w:r>
-      </w:hyperlink>
+      <w:r>
+        <w:rPr>
+          <w:lang w:val="zh_TW" w:bidi="zh_TW"/>
+        </w:rPr>
+        <w:t>民20:14</w:t>
+      </w:r>
       <w:r>
         <w:rPr>
           <w:lang w:val="zh_TW" w:bidi="zh_TW"/>
@@ -1806,54 +1554,36 @@
         </w:rPr>
         <w:t>所有的人群都要為像以東那樣的罪負責（例，見</w:t>
       </w:r>
-      <w:hyperlink r:id="rId52">
-        <w:r>
-          <w:rPr>
-            <w:lang w:val="zh_TW" w:bidi="zh_TW"/>
-          </w:rPr>
-          <w:rPr>
-            <w:color w:val="0000EE"/>
-            <w:u w:val="single"/>
-          </w:rPr>
-          <w:t>摩1:3–2:3</w:t>
-        </w:r>
-      </w:hyperlink>
+      <w:r>
+        <w:rPr>
+          <w:lang w:val="zh_TW" w:bidi="zh_TW"/>
+        </w:rPr>
+        <w:t>摩1:3–2:3</w:t>
+      </w:r>
       <w:r>
         <w:rPr>
           <w:lang w:val="zh_TW" w:bidi="zh_TW"/>
         </w:rPr>
         <w:t>中針對以色列鄰國的預言）。以東人對猶大所犯的罪包括與巴比倫人共同掠奪猶大的土地（</w:t>
       </w:r>
-      <w:hyperlink r:id="rId53">
-        <w:r>
-          <w:rPr>
-            <w:lang w:val="zh_TW" w:bidi="zh_TW"/>
-          </w:rPr>
-          <w:rPr>
-            <w:color w:val="0000EE"/>
-            <w:u w:val="single"/>
-          </w:rPr>
-          <w:t>俄1:13</w:t>
-        </w:r>
-      </w:hyperlink>
+      <w:r>
+        <w:rPr>
+          <w:lang w:val="zh_TW" w:bidi="zh_TW"/>
+        </w:rPr>
+        <w:t>俄1:13</w:t>
+      </w:r>
       <w:r>
         <w:rPr>
           <w:lang w:val="zh_TW" w:bidi="zh_TW"/>
         </w:rPr>
         <w:t>）以及殺害或遣返猶大的被擄者（</w:t>
       </w:r>
-      <w:hyperlink r:id="rId54">
-        <w:r>
-          <w:rPr>
-            <w:lang w:val="zh_TW" w:bidi="zh_TW"/>
-          </w:rPr>
-          <w:rPr>
-            <w:color w:val="0000EE"/>
-            <w:u w:val="single"/>
-          </w:rPr>
-          <w:t>1:14</w:t>
-        </w:r>
-      </w:hyperlink>
+      <w:r>
+        <w:rPr>
+          <w:lang w:val="zh_TW" w:bidi="zh_TW"/>
+        </w:rPr>
+        <w:t>1:14</w:t>
+      </w:r>
       <w:r>
         <w:rPr>
           <w:lang w:val="zh_TW" w:bidi="zh_TW"/>
@@ -1937,18 +1667,12 @@
         </w:rPr>
         <w:t>）：雖然耶和華的日子有時是一個暫時的事件（例，即將毀滅以東；約珥的蝗災，</w:t>
       </w:r>
-      <w:hyperlink r:id="rId55">
-        <w:r>
-          <w:rPr>
-            <w:lang w:val="zh_TW" w:bidi="zh_TW"/>
-          </w:rPr>
-          <w:rPr>
-            <w:color w:val="0000EE"/>
-            <w:u w:val="single"/>
-          </w:rPr>
-          <w:t>珥1:15</w:t>
-        </w:r>
-      </w:hyperlink>
+      <w:r>
+        <w:rPr>
+          <w:lang w:val="zh_TW" w:bidi="zh_TW"/>
+        </w:rPr>
+        <w:t>珥1:15</w:t>
+      </w:r>
       <w:r>
         <w:rPr>
           <w:lang w:val="zh_TW" w:bidi="zh_TW"/>
@@ -2034,54 +1758,36 @@
         </w:rPr>
         <w:t xml:space="preserve">）就是我們種下什麼就收穫什麼。以東的背信棄義，再加上其驕傲，當報復之杯送到她嘴邊時，她會得到更多的報應。正義會為以色列帶來拯救，也會為以東帶來懲罰（另見 </w:t>
       </w:r>
-      <w:hyperlink r:id="rId28">
-        <w:r>
-          <w:rPr>
-            <w:lang w:val="zh_TW" w:bidi="zh_TW"/>
-          </w:rPr>
-          <w:rPr>
-            <w:color w:val="0000EE"/>
-            <w:u w:val="single"/>
-          </w:rPr>
-          <w:t>耶49:7–22</w:t>
-        </w:r>
-      </w:hyperlink>
+      <w:r>
+        <w:rPr>
+          <w:lang w:val="zh_TW" w:bidi="zh_TW"/>
+        </w:rPr>
+        <w:t>耶49:7–22</w:t>
+      </w:r>
       <w:r>
         <w:rPr>
           <w:lang w:val="zh_TW" w:bidi="zh_TW"/>
         </w:rPr>
         <w:t>；</w:t>
       </w:r>
-      <w:hyperlink r:id="rId34">
-        <w:r>
-          <w:rPr>
-            <w:lang w:val="zh_TW" w:bidi="zh_TW"/>
-          </w:rPr>
-          <w:rPr>
-            <w:color w:val="0000EE"/>
-            <w:u w:val="single"/>
-          </w:rPr>
-          <w:t>結32:29</w:t>
-        </w:r>
-      </w:hyperlink>
+      <w:r>
+        <w:rPr>
+          <w:lang w:val="zh_TW" w:bidi="zh_TW"/>
+        </w:rPr>
+        <w:t>結32:29</w:t>
+      </w:r>
       <w:r>
         <w:rPr>
           <w:lang w:val="zh_TW" w:bidi="zh_TW"/>
         </w:rPr>
         <w:t>；</w:t>
       </w:r>
-      <w:hyperlink r:id="rId56">
-        <w:r>
-          <w:rPr>
-            <w:lang w:val="zh_TW" w:bidi="zh_TW"/>
-          </w:rPr>
-          <w:rPr>
-            <w:color w:val="0000EE"/>
-            <w:u w:val="single"/>
-          </w:rPr>
-          <w:t>瑪1:2–5</w:t>
-        </w:r>
-      </w:hyperlink>
+      <w:r>
+        <w:rPr>
+          <w:lang w:val="zh_TW" w:bidi="zh_TW"/>
+        </w:rPr>
+        <w:t>瑪1:2–5</w:t>
+      </w:r>
       <w:r>
         <w:rPr>
           <w:lang w:val="zh_TW" w:bidi="zh_TW"/>
@@ -2140,18 +1846,12 @@
         </w:rPr>
         <w:t>耶路撒冷將成為逃脫的人的避難所。猶大的餘民仍留在耶路撒冷（見</w:t>
       </w:r>
-      <w:hyperlink r:id="rId57">
-        <w:r>
-          <w:rPr>
-            <w:lang w:val="zh_TW" w:bidi="zh_TW"/>
-          </w:rPr>
-          <w:rPr>
-            <w:color w:val="0000EE"/>
-            <w:u w:val="single"/>
-          </w:rPr>
-          <w:t>耶40:11–12</w:t>
-        </w:r>
-      </w:hyperlink>
+      <w:r>
+        <w:rPr>
+          <w:lang w:val="zh_TW" w:bidi="zh_TW"/>
+        </w:rPr>
+        <w:t>耶40:11–12</w:t>
+      </w:r>
       <w:r>
         <w:rPr>
           <w:lang w:val="zh_TW" w:bidi="zh_TW"/>
@@ -2176,18 +1876,12 @@
         </w:rPr>
         <w:t>他們的產業（和合本譯為：原有的產業）：神賜給亞伯拉罕的土地（</w:t>
       </w:r>
-      <w:hyperlink r:id="rId58">
-        <w:r>
-          <w:rPr>
-            <w:lang w:val="zh_TW" w:bidi="zh_TW"/>
-          </w:rPr>
-          <w:rPr>
-            <w:color w:val="0000EE"/>
-            <w:u w:val="single"/>
-          </w:rPr>
-          <w:t>創12:1–7</w:t>
-        </w:r>
-      </w:hyperlink>
+      <w:r>
+        <w:rPr>
+          <w:lang w:val="zh_TW" w:bidi="zh_TW"/>
+        </w:rPr>
+        <w:t>創12:1–7</w:t>
+      </w:r>
       <w:r>
         <w:rPr>
           <w:lang w:val="zh_TW" w:bidi="zh_TW"/>
@@ -2212,18 +1906,12 @@
         </w:rPr>
         <w:t>以色列的百姓（和合本譯為：雅各家）：先知瑪拉基承接了（</w:t>
       </w:r>
-      <w:hyperlink r:id="rId59">
-        <w:r>
-          <w:rPr>
-            <w:lang w:val="zh_TW" w:bidi="zh_TW"/>
-          </w:rPr>
-          <w:rPr>
-            <w:color w:val="0000EE"/>
-            <w:u w:val="single"/>
-          </w:rPr>
-          <w:t>瑪1:4–5</w:t>
-        </w:r>
-      </w:hyperlink>
+      <w:r>
+        <w:rPr>
+          <w:lang w:val="zh_TW" w:bidi="zh_TW"/>
+        </w:rPr>
+        <w:t>瑪1:4–5</w:t>
+      </w:r>
       <w:r>
         <w:rPr>
           <w:lang w:val="zh_TW" w:bidi="zh_TW"/>
@@ -2338,18 +2026,12 @@
         </w:rPr>
         <w:t>神的子民將居住在南地、猶大的山麓和便雅憫（猶大的三個地區），並將擁有他們鄰國的領土（以東、非利士平原、基列山）。復興後的以色列將收復以法蓮和撒瑪利亞（在公元前722至721年被亞述攻占的領土），並將其邊界擴展到征服時所應許的土地（非利士平原、基列地、腓尼基海岸）。另見</w:t>
       </w:r>
-      <w:hyperlink r:id="rId60">
-        <w:r>
-          <w:rPr>
-            <w:lang w:val="zh_TW" w:bidi="zh_TW"/>
-          </w:rPr>
-          <w:rPr>
-            <w:color w:val="0000EE"/>
-            <w:u w:val="single"/>
-          </w:rPr>
-          <w:t>以西結書四十七章13至23節</w:t>
-        </w:r>
-      </w:hyperlink>
+      <w:r>
+        <w:rPr>
+          <w:lang w:val="zh_TW" w:bidi="zh_TW"/>
+        </w:rPr>
+        <w:t>以西結書四十七章13至23節</w:t>
+      </w:r>
       <w:r>
         <w:rPr>
           <w:lang w:val="zh_TW" w:bidi="zh_TW"/>
